--- a/Knowledge/3-Work knowledge/1-Software Engineering/2-Testing/5-My Source/1-ISTQB Foundation Level/6-Risk Management/3-Risk Management.docx
+++ b/Knowledge/3-Work knowledge/1-Software Engineering/2-Testing/5-My Source/1-ISTQB Foundation Level/6-Risk Management/3-Risk Management.docx
@@ -36,50 +36,41 @@
       </w:pPr>
       <w:r>
         <w:rPr>
-          <w:b/>
+          <w:rFonts w:ascii="Arial" w:eastAsia="Arial" w:hAnsi="Arial"/>
+          <w:sz w:val="18"/>
+          <w:highlight w:val="lightGray"/>
           <w:shd w:val="clear" w:color="auto" w:fill="B7B7B7"/>
         </w:rPr>
-        <w:t># Source</w:t>
-      </w:r>
-      <w:r>
-        <w:rPr>
+        <w:t xml:space="preserve"># Source: Chatbot </w:t>
+      </w:r>
+      <w:r>
+        <w:rPr>
+          <w:rFonts w:ascii="Arial" w:eastAsia="Arial" w:hAnsi="Arial"/>
+          <w:sz w:val="18"/>
+          <w:szCs w:val="14"/>
+          <w:highlight w:val="lightGray"/>
           <w:shd w:val="clear" w:color="auto" w:fill="B7B7B7"/>
         </w:rPr>
-        <w:t xml:space="preserve">: </w:t>
-      </w:r>
-      <w:r>
-        <w:rPr>
-          <w:b/>
+        <w:t>(GPT</w:t>
+      </w:r>
+      <w:r>
+        <w:rPr>
+          <w:rFonts w:ascii="Arial" w:eastAsia="Arial" w:hAnsi="Arial" w:cs="Cambria Math"/>
+          <w:sz w:val="18"/>
+          <w:szCs w:val="14"/>
+          <w:highlight w:val="lightGray"/>
           <w:shd w:val="clear" w:color="auto" w:fill="B7B7B7"/>
         </w:rPr>
-        <w:t xml:space="preserve">Chatbot </w:t>
-      </w:r>
-      <w:r>
-        <w:rPr>
-          <w:b/>
-          <w:sz w:val="14"/>
+        <w:t>‑</w:t>
+      </w:r>
+      <w:r>
+        <w:rPr>
+          <w:rFonts w:ascii="Arial" w:eastAsia="Arial" w:hAnsi="Arial"/>
+          <w:sz w:val="18"/>
           <w:szCs w:val="14"/>
+          <w:highlight w:val="lightGray"/>
           <w:shd w:val="clear" w:color="auto" w:fill="B7B7B7"/>
         </w:rPr>
-        <w:t>(GPT</w:t>
-      </w:r>
-      <w:r>
-        <w:rPr>
-          <w:rFonts w:ascii="Cambria Math" w:hAnsi="Cambria Math" w:cs="Cambria Math"/>
-          <w:b/>
-          <w:sz w:val="14"/>
-          <w:szCs w:val="14"/>
-          <w:shd w:val="clear" w:color="auto" w:fill="B7B7B7"/>
-        </w:rPr>
-        <w:t>‑</w:t>
-      </w:r>
-      <w:r>
-        <w:rPr>
-          <w:b/>
-          <w:sz w:val="14"/>
-          <w:szCs w:val="14"/>
-          <w:shd w:val="clear" w:color="auto" w:fill="B7B7B7"/>
-        </w:rPr>
         <w:t>5 Mini) at [8/18/2025]</w:t>
       </w:r>
     </w:p>
@@ -159,7 +150,7 @@
     </w:p>
     <w:p>
       <w:r>
-        <w:pict w14:anchorId="4653E788">
+        <w:pict w14:anchorId="4C01CE59">
           <v:rect id="_x0000_i1025" style="width:0;height:1.5pt" o:hralign="center" o:hrstd="t" o:hr="t" fillcolor="#a0a0a0" stroked="f"/>
         </w:pict>
       </w:r>
@@ -180,48 +171,39 @@
       </w:pPr>
       <w:r>
         <w:rPr>
-          <w:b/>
+          <w:rFonts w:ascii="Arial" w:eastAsia="Arial" w:hAnsi="Arial"/>
+          <w:sz w:val="18"/>
+          <w:highlight w:val="lightGray"/>
           <w:shd w:val="clear" w:color="auto" w:fill="B7B7B7"/>
         </w:rPr>
-        <w:t># Source</w:t>
-      </w:r>
-      <w:r>
-        <w:rPr>
+        <w:t xml:space="preserve"># Source: Chatbot </w:t>
+      </w:r>
+      <w:r>
+        <w:rPr>
+          <w:rFonts w:ascii="Arial" w:eastAsia="Arial" w:hAnsi="Arial"/>
+          <w:sz w:val="18"/>
+          <w:szCs w:val="14"/>
+          <w:highlight w:val="lightGray"/>
           <w:shd w:val="clear" w:color="auto" w:fill="B7B7B7"/>
         </w:rPr>
-        <w:t xml:space="preserve">: </w:t>
-      </w:r>
-      <w:r>
-        <w:rPr>
-          <w:b/>
+        <w:t>(GPT</w:t>
+      </w:r>
+      <w:r>
+        <w:rPr>
+          <w:rFonts w:ascii="Arial" w:eastAsia="Arial" w:hAnsi="Arial" w:cs="Cambria Math"/>
+          <w:sz w:val="18"/>
+          <w:szCs w:val="14"/>
+          <w:highlight w:val="lightGray"/>
           <w:shd w:val="clear" w:color="auto" w:fill="B7B7B7"/>
         </w:rPr>
-        <w:t xml:space="preserve">Chatbot </w:t>
-      </w:r>
-      <w:r>
-        <w:rPr>
-          <w:b/>
-          <w:sz w:val="14"/>
+        <w:t>‑</w:t>
+      </w:r>
+      <w:r>
+        <w:rPr>
+          <w:rFonts w:ascii="Arial" w:eastAsia="Arial" w:hAnsi="Arial"/>
+          <w:sz w:val="18"/>
           <w:szCs w:val="14"/>
-          <w:shd w:val="clear" w:color="auto" w:fill="B7B7B7"/>
-        </w:rPr>
-        <w:t>(GPT</w:t>
-      </w:r>
-      <w:r>
-        <w:rPr>
-          <w:rFonts w:ascii="Cambria Math" w:hAnsi="Cambria Math" w:cs="Cambria Math"/>
-          <w:b/>
-          <w:sz w:val="14"/>
-          <w:szCs w:val="14"/>
-          <w:shd w:val="clear" w:color="auto" w:fill="B7B7B7"/>
-        </w:rPr>
-        <w:t>‑</w:t>
-      </w:r>
-      <w:r>
-        <w:rPr>
-          <w:b/>
-          <w:sz w:val="14"/>
-          <w:szCs w:val="14"/>
+          <w:highlight w:val="lightGray"/>
           <w:shd w:val="clear" w:color="auto" w:fill="B7B7B7"/>
         </w:rPr>
         <w:t>5 Mini) at [8/18/2025]</w:t>
@@ -233,7 +215,7 @@
           <w:ilvl w:val="0"/>
           <w:numId w:val="1"/>
         </w:numPr>
-        <w:spacing w:before="240"/>
+        <w:spacing w:before="240" w:after="0" w:line="276" w:lineRule="auto"/>
       </w:pPr>
       <w:r>
         <w:rPr>
@@ -261,6 +243,7 @@
           <w:ilvl w:val="0"/>
           <w:numId w:val="1"/>
         </w:numPr>
+        <w:spacing w:after="0" w:line="276" w:lineRule="auto"/>
       </w:pPr>
       <w:r>
         <w:rPr>
@@ -288,6 +271,7 @@
           <w:ilvl w:val="0"/>
           <w:numId w:val="1"/>
         </w:numPr>
+        <w:spacing w:after="0" w:line="276" w:lineRule="auto"/>
       </w:pPr>
       <w:r>
         <w:rPr>
@@ -315,6 +299,7 @@
           <w:ilvl w:val="0"/>
           <w:numId w:val="1"/>
         </w:numPr>
+        <w:spacing w:after="0" w:line="276" w:lineRule="auto"/>
       </w:pPr>
       <w:r>
         <w:rPr>
@@ -342,6 +327,7 @@
           <w:ilvl w:val="0"/>
           <w:numId w:val="1"/>
         </w:numPr>
+        <w:spacing w:after="0" w:line="276" w:lineRule="auto"/>
       </w:pPr>
       <w:r>
         <w:rPr>
@@ -369,7 +355,7 @@
           <w:ilvl w:val="0"/>
           <w:numId w:val="1"/>
         </w:numPr>
-        <w:spacing w:after="240"/>
+        <w:spacing w:after="240" w:line="276" w:lineRule="auto"/>
       </w:pPr>
       <w:r>
         <w:rPr>
@@ -390,7 +376,7 @@
     </w:p>
     <w:p>
       <w:r>
-        <w:pict w14:anchorId="1BE6190F">
+        <w:pict w14:anchorId="7C56098A">
           <v:rect id="_x0000_i1026" style="width:0;height:1.5pt" o:hralign="center" o:hrstd="t" o:hr="t" fillcolor="#a0a0a0" stroked="f"/>
         </w:pict>
       </w:r>
@@ -423,48 +409,39 @@
       </w:pPr>
       <w:r>
         <w:rPr>
-          <w:b/>
+          <w:rFonts w:ascii="Arial" w:eastAsia="Arial" w:hAnsi="Arial"/>
+          <w:sz w:val="18"/>
+          <w:highlight w:val="lightGray"/>
           <w:shd w:val="clear" w:color="auto" w:fill="B7B7B7"/>
         </w:rPr>
-        <w:t># Source</w:t>
-      </w:r>
-      <w:r>
-        <w:rPr>
+        <w:t xml:space="preserve"># Source: Chatbot </w:t>
+      </w:r>
+      <w:r>
+        <w:rPr>
+          <w:rFonts w:ascii="Arial" w:eastAsia="Arial" w:hAnsi="Arial"/>
+          <w:sz w:val="18"/>
+          <w:szCs w:val="14"/>
+          <w:highlight w:val="lightGray"/>
           <w:shd w:val="clear" w:color="auto" w:fill="B7B7B7"/>
         </w:rPr>
-        <w:t xml:space="preserve">: </w:t>
-      </w:r>
-      <w:r>
-        <w:rPr>
-          <w:b/>
+        <w:t>(GPT</w:t>
+      </w:r>
+      <w:r>
+        <w:rPr>
+          <w:rFonts w:ascii="Arial" w:eastAsia="Arial" w:hAnsi="Arial" w:cs="Cambria Math"/>
+          <w:sz w:val="18"/>
+          <w:szCs w:val="14"/>
+          <w:highlight w:val="lightGray"/>
           <w:shd w:val="clear" w:color="auto" w:fill="B7B7B7"/>
         </w:rPr>
-        <w:t xml:space="preserve">Chatbot </w:t>
-      </w:r>
-      <w:r>
-        <w:rPr>
-          <w:b/>
-          <w:sz w:val="14"/>
+        <w:t>‑</w:t>
+      </w:r>
+      <w:r>
+        <w:rPr>
+          <w:rFonts w:ascii="Arial" w:eastAsia="Arial" w:hAnsi="Arial"/>
+          <w:sz w:val="18"/>
           <w:szCs w:val="14"/>
-          <w:shd w:val="clear" w:color="auto" w:fill="B7B7B7"/>
-        </w:rPr>
-        <w:t>(GPT</w:t>
-      </w:r>
-      <w:r>
-        <w:rPr>
-          <w:rFonts w:ascii="Cambria Math" w:hAnsi="Cambria Math" w:cs="Cambria Math"/>
-          <w:b/>
-          <w:sz w:val="14"/>
-          <w:szCs w:val="14"/>
-          <w:shd w:val="clear" w:color="auto" w:fill="B7B7B7"/>
-        </w:rPr>
-        <w:t>‑</w:t>
-      </w:r>
-      <w:r>
-        <w:rPr>
-          <w:b/>
-          <w:sz w:val="14"/>
-          <w:szCs w:val="14"/>
+          <w:highlight w:val="lightGray"/>
           <w:shd w:val="clear" w:color="auto" w:fill="B7B7B7"/>
         </w:rPr>
         <w:t>5 Mini) at [8/18/2025]</w:t>
@@ -476,7 +453,7 @@
           <w:ilvl w:val="0"/>
           <w:numId w:val="3"/>
         </w:numPr>
-        <w:spacing w:before="240"/>
+        <w:spacing w:before="240" w:after="0" w:line="276" w:lineRule="auto"/>
         <w:rPr>
           <w:rFonts w:ascii="Roboto Mono" w:eastAsia="Roboto Mono" w:hAnsi="Roboto Mono" w:cs="Roboto Mono"/>
         </w:rPr>
@@ -502,15 +479,15 @@
           <w:ilvl w:val="1"/>
           <w:numId w:val="3"/>
         </w:numPr>
-        <w:rPr>
-          <w:rFonts w:ascii="Roboto Mono" w:eastAsia="Roboto Mono" w:hAnsi="Roboto Mono" w:cs="Roboto Mono"/>
-        </w:rPr>
-      </w:pPr>
-      <w:r>
-        <w:rPr>
-          <w:rFonts w:ascii="Roboto Mono" w:eastAsia="Roboto Mono" w:hAnsi="Roboto Mono" w:cs="Roboto Mono"/>
-        </w:rPr>
-        <w:lastRenderedPageBreak/>
+        <w:spacing w:after="0" w:line="276" w:lineRule="auto"/>
+        <w:rPr>
+          <w:rFonts w:ascii="Roboto Mono" w:eastAsia="Roboto Mono" w:hAnsi="Roboto Mono" w:cs="Roboto Mono"/>
+        </w:rPr>
+      </w:pPr>
+      <w:r>
+        <w:rPr>
+          <w:rFonts w:ascii="Roboto Mono" w:eastAsia="Roboto Mono" w:hAnsi="Roboto Mono" w:cs="Roboto Mono"/>
+        </w:rPr>
         <w:t>Detect all potential risks that could affect the project.</w:t>
       </w:r>
       <w:r>
@@ -526,6 +503,7 @@
           <w:ilvl w:val="1"/>
           <w:numId w:val="3"/>
         </w:numPr>
+        <w:spacing w:after="0" w:line="276" w:lineRule="auto"/>
         <w:rPr>
           <w:rFonts w:ascii="Roboto Mono" w:eastAsia="Roboto Mono" w:hAnsi="Roboto Mono" w:cs="Roboto Mono"/>
         </w:rPr>
@@ -549,6 +527,7 @@
           <w:ilvl w:val="1"/>
           <w:numId w:val="3"/>
         </w:numPr>
+        <w:spacing w:after="0" w:line="276" w:lineRule="auto"/>
         <w:rPr>
           <w:rFonts w:ascii="Roboto Mono" w:eastAsia="Roboto Mono" w:hAnsi="Roboto Mono" w:cs="Roboto Mono"/>
         </w:rPr>
@@ -572,6 +551,7 @@
           <w:ilvl w:val="0"/>
           <w:numId w:val="3"/>
         </w:numPr>
+        <w:spacing w:after="0" w:line="276" w:lineRule="auto"/>
         <w:rPr>
           <w:rFonts w:ascii="Roboto Mono" w:eastAsia="Roboto Mono" w:hAnsi="Roboto Mono" w:cs="Roboto Mono"/>
         </w:rPr>
@@ -597,6 +577,7 @@
           <w:ilvl w:val="1"/>
           <w:numId w:val="3"/>
         </w:numPr>
+        <w:spacing w:after="0" w:line="276" w:lineRule="auto"/>
       </w:pPr>
       <w:r>
         <w:rPr>
@@ -643,6 +624,7 @@
           <w:ilvl w:val="1"/>
           <w:numId w:val="3"/>
         </w:numPr>
+        <w:spacing w:after="0" w:line="276" w:lineRule="auto"/>
         <w:rPr>
           <w:rFonts w:ascii="Roboto Mono" w:eastAsia="Roboto Mono" w:hAnsi="Roboto Mono" w:cs="Roboto Mono"/>
         </w:rPr>
@@ -666,6 +648,7 @@
           <w:ilvl w:val="0"/>
           <w:numId w:val="3"/>
         </w:numPr>
+        <w:spacing w:after="0" w:line="276" w:lineRule="auto"/>
         <w:rPr>
           <w:rFonts w:ascii="Roboto Mono" w:eastAsia="Roboto Mono" w:hAnsi="Roboto Mono" w:cs="Roboto Mono"/>
         </w:rPr>
@@ -691,6 +674,7 @@
           <w:ilvl w:val="1"/>
           <w:numId w:val="3"/>
         </w:numPr>
+        <w:spacing w:after="0" w:line="276" w:lineRule="auto"/>
         <w:rPr>
           <w:rFonts w:ascii="Roboto Mono" w:eastAsia="Roboto Mono" w:hAnsi="Roboto Mono" w:cs="Roboto Mono"/>
         </w:rPr>
@@ -714,6 +698,7 @@
           <w:ilvl w:val="1"/>
           <w:numId w:val="3"/>
         </w:numPr>
+        <w:spacing w:after="0" w:line="276" w:lineRule="auto"/>
         <w:rPr>
           <w:rFonts w:ascii="Roboto Mono" w:eastAsia="Roboto Mono" w:hAnsi="Roboto Mono" w:cs="Roboto Mono"/>
         </w:rPr>
@@ -737,6 +722,7 @@
           <w:ilvl w:val="0"/>
           <w:numId w:val="3"/>
         </w:numPr>
+        <w:spacing w:after="0" w:line="276" w:lineRule="auto"/>
         <w:rPr>
           <w:rFonts w:ascii="Roboto Mono" w:eastAsia="Roboto Mono" w:hAnsi="Roboto Mono" w:cs="Roboto Mono"/>
         </w:rPr>
@@ -762,6 +748,7 @@
           <w:ilvl w:val="1"/>
           <w:numId w:val="3"/>
         </w:numPr>
+        <w:spacing w:after="0" w:line="276" w:lineRule="auto"/>
       </w:pPr>
       <w:r>
         <w:rPr>
@@ -795,6 +782,7 @@
           <w:ilvl w:val="1"/>
           <w:numId w:val="3"/>
         </w:numPr>
+        <w:spacing w:after="0" w:line="276" w:lineRule="auto"/>
         <w:rPr>
           <w:rFonts w:ascii="Roboto Mono" w:eastAsia="Roboto Mono" w:hAnsi="Roboto Mono" w:cs="Roboto Mono"/>
         </w:rPr>
@@ -818,6 +806,7 @@
           <w:ilvl w:val="0"/>
           <w:numId w:val="3"/>
         </w:numPr>
+        <w:spacing w:after="0" w:line="276" w:lineRule="auto"/>
         <w:rPr>
           <w:rFonts w:ascii="Roboto Mono" w:eastAsia="Roboto Mono" w:hAnsi="Roboto Mono" w:cs="Roboto Mono"/>
         </w:rPr>
@@ -843,6 +832,7 @@
           <w:ilvl w:val="1"/>
           <w:numId w:val="3"/>
         </w:numPr>
+        <w:spacing w:after="0" w:line="276" w:lineRule="auto"/>
       </w:pPr>
       <w:r>
         <w:rPr>
@@ -876,6 +866,7 @@
           <w:ilvl w:val="1"/>
           <w:numId w:val="3"/>
         </w:numPr>
+        <w:spacing w:after="0" w:line="276" w:lineRule="auto"/>
         <w:rPr>
           <w:rFonts w:ascii="Roboto Mono" w:eastAsia="Roboto Mono" w:hAnsi="Roboto Mono" w:cs="Roboto Mono"/>
         </w:rPr>
@@ -899,6 +890,7 @@
           <w:ilvl w:val="0"/>
           <w:numId w:val="3"/>
         </w:numPr>
+        <w:spacing w:after="0" w:line="276" w:lineRule="auto"/>
         <w:rPr>
           <w:rFonts w:ascii="Roboto Mono" w:eastAsia="Roboto Mono" w:hAnsi="Roboto Mono" w:cs="Roboto Mono"/>
         </w:rPr>
@@ -924,6 +916,7 @@
           <w:ilvl w:val="1"/>
           <w:numId w:val="3"/>
         </w:numPr>
+        <w:spacing w:after="0" w:line="276" w:lineRule="auto"/>
       </w:pPr>
       <w:r>
         <w:rPr>
@@ -957,16 +950,15 @@
           <w:ilvl w:val="1"/>
           <w:numId w:val="3"/>
         </w:numPr>
-        <w:spacing w:after="240"/>
-        <w:rPr>
-          <w:rFonts w:ascii="Roboto Mono" w:eastAsia="Roboto Mono" w:hAnsi="Roboto Mono" w:cs="Roboto Mono"/>
-        </w:rPr>
-      </w:pPr>
-      <w:r>
-        <w:rPr>
-          <w:rFonts w:ascii="Roboto Mono" w:eastAsia="Roboto Mono" w:hAnsi="Roboto Mono" w:cs="Roboto Mono"/>
-        </w:rPr>
-        <w:lastRenderedPageBreak/>
+        <w:spacing w:after="240" w:line="276" w:lineRule="auto"/>
+        <w:rPr>
+          <w:rFonts w:ascii="Roboto Mono" w:eastAsia="Roboto Mono" w:hAnsi="Roboto Mono" w:cs="Roboto Mono"/>
+        </w:rPr>
+      </w:pPr>
+      <w:r>
+        <w:rPr>
+          <w:rFonts w:ascii="Roboto Mono" w:eastAsia="Roboto Mono" w:hAnsi="Roboto Mono" w:cs="Roboto Mono"/>
+        </w:rPr>
         <w:t>Communicate with stakeholders regularly.</w:t>
       </w:r>
       <w:r>
@@ -978,7 +970,7 @@
     </w:p>
     <w:p>
       <w:r>
-        <w:pict w14:anchorId="655C2751">
+        <w:pict w14:anchorId="0BB8F1D7">
           <v:rect id="_x0000_i1027" style="width:0;height:1.5pt" o:hralign="center" o:hrstd="t" o:hr="t" fillcolor="#a0a0a0" stroked="f"/>
         </w:pict>
       </w:r>
@@ -1014,50 +1006,41 @@
       </w:pPr>
       <w:r>
         <w:rPr>
-          <w:b/>
+          <w:rFonts w:ascii="Arial" w:eastAsia="Arial" w:hAnsi="Arial"/>
+          <w:sz w:val="18"/>
+          <w:highlight w:val="lightGray"/>
           <w:shd w:val="clear" w:color="auto" w:fill="B7B7B7"/>
         </w:rPr>
-        <w:t># Source</w:t>
-      </w:r>
-      <w:r>
-        <w:rPr>
+        <w:t xml:space="preserve"># Source: Chatbot </w:t>
+      </w:r>
+      <w:r>
+        <w:rPr>
+          <w:rFonts w:ascii="Arial" w:eastAsia="Arial" w:hAnsi="Arial"/>
+          <w:sz w:val="18"/>
+          <w:szCs w:val="14"/>
+          <w:highlight w:val="lightGray"/>
           <w:shd w:val="clear" w:color="auto" w:fill="B7B7B7"/>
         </w:rPr>
-        <w:t xml:space="preserve">: </w:t>
-      </w:r>
-      <w:r>
-        <w:rPr>
-          <w:b/>
+        <w:t>(GPT</w:t>
+      </w:r>
+      <w:r>
+        <w:rPr>
+          <w:rFonts w:ascii="Arial" w:eastAsia="Arial" w:hAnsi="Arial" w:cs="Cambria Math"/>
+          <w:sz w:val="18"/>
+          <w:szCs w:val="14"/>
+          <w:highlight w:val="lightGray"/>
           <w:shd w:val="clear" w:color="auto" w:fill="B7B7B7"/>
         </w:rPr>
-        <w:t xml:space="preserve">Chatbot </w:t>
-      </w:r>
-      <w:r>
-        <w:rPr>
-          <w:b/>
-          <w:sz w:val="14"/>
+        <w:t>‑</w:t>
+      </w:r>
+      <w:r>
+        <w:rPr>
+          <w:rFonts w:ascii="Arial" w:eastAsia="Arial" w:hAnsi="Arial"/>
+          <w:sz w:val="18"/>
           <w:szCs w:val="14"/>
+          <w:highlight w:val="lightGray"/>
           <w:shd w:val="clear" w:color="auto" w:fill="B7B7B7"/>
         </w:rPr>
-        <w:t>(GPT</w:t>
-      </w:r>
-      <w:r>
-        <w:rPr>
-          <w:rFonts w:ascii="Cambria Math" w:hAnsi="Cambria Math" w:cs="Cambria Math"/>
-          <w:b/>
-          <w:sz w:val="14"/>
-          <w:szCs w:val="14"/>
-          <w:shd w:val="clear" w:color="auto" w:fill="B7B7B7"/>
-        </w:rPr>
-        <w:t>‑</w:t>
-      </w:r>
-      <w:r>
-        <w:rPr>
-          <w:b/>
-          <w:sz w:val="14"/>
-          <w:szCs w:val="14"/>
-          <w:shd w:val="clear" w:color="auto" w:fill="B7B7B7"/>
-        </w:rPr>
         <w:t>5 Mini) at [8/18/2025]</w:t>
       </w:r>
     </w:p>
@@ -1095,7 +1078,7 @@
           <w:noProof/>
         </w:rPr>
         <w:drawing>
-          <wp:inline distT="114300" distB="114300" distL="114300" distR="114300" wp14:anchorId="6D1006C6" wp14:editId="1AE0B858">
+          <wp:inline distT="114300" distB="114300" distL="114300" distR="114300" wp14:anchorId="5067AE05" wp14:editId="348BD820">
             <wp:extent cx="5943600" cy="1473200"/>
             <wp:effectExtent l="0" t="0" r="0" b="0"/>
             <wp:docPr id="1" name="image1.png"/>
@@ -1785,7 +1768,7 @@
     </w:tbl>
     <w:p>
       <w:r>
-        <w:pict w14:anchorId="1B5D4A96">
+        <w:pict w14:anchorId="51227E93">
           <v:rect id="_x0000_i1028" style="width:0;height:1.5pt" o:hralign="center" o:hrstd="t" o:hr="t" fillcolor="#a0a0a0" stroked="f"/>
         </w:pict>
       </w:r>
@@ -1818,48 +1801,39 @@
       </w:pPr>
       <w:r>
         <w:rPr>
-          <w:b/>
+          <w:rFonts w:ascii="Arial" w:eastAsia="Arial" w:hAnsi="Arial"/>
+          <w:sz w:val="18"/>
+          <w:highlight w:val="lightGray"/>
           <w:shd w:val="clear" w:color="auto" w:fill="B7B7B7"/>
         </w:rPr>
-        <w:t># Source</w:t>
-      </w:r>
-      <w:r>
-        <w:rPr>
+        <w:t xml:space="preserve"># Source: Chatbot </w:t>
+      </w:r>
+      <w:r>
+        <w:rPr>
+          <w:rFonts w:ascii="Arial" w:eastAsia="Arial" w:hAnsi="Arial"/>
+          <w:sz w:val="18"/>
+          <w:szCs w:val="14"/>
+          <w:highlight w:val="lightGray"/>
           <w:shd w:val="clear" w:color="auto" w:fill="B7B7B7"/>
         </w:rPr>
-        <w:t xml:space="preserve">: </w:t>
-      </w:r>
-      <w:r>
-        <w:rPr>
-          <w:b/>
+        <w:t>(GPT</w:t>
+      </w:r>
+      <w:r>
+        <w:rPr>
+          <w:rFonts w:ascii="Arial" w:eastAsia="Arial" w:hAnsi="Arial" w:cs="Cambria Math"/>
+          <w:sz w:val="18"/>
+          <w:szCs w:val="14"/>
+          <w:highlight w:val="lightGray"/>
           <w:shd w:val="clear" w:color="auto" w:fill="B7B7B7"/>
         </w:rPr>
-        <w:t xml:space="preserve">Chatbot </w:t>
-      </w:r>
-      <w:r>
-        <w:rPr>
-          <w:b/>
-          <w:sz w:val="14"/>
+        <w:t>‑</w:t>
+      </w:r>
+      <w:r>
+        <w:rPr>
+          <w:rFonts w:ascii="Arial" w:eastAsia="Arial" w:hAnsi="Arial"/>
+          <w:sz w:val="18"/>
           <w:szCs w:val="14"/>
-          <w:shd w:val="clear" w:color="auto" w:fill="B7B7B7"/>
-        </w:rPr>
-        <w:t>(GPT</w:t>
-      </w:r>
-      <w:r>
-        <w:rPr>
-          <w:rFonts w:ascii="Cambria Math" w:hAnsi="Cambria Math" w:cs="Cambria Math"/>
-          <w:b/>
-          <w:sz w:val="14"/>
-          <w:szCs w:val="14"/>
-          <w:shd w:val="clear" w:color="auto" w:fill="B7B7B7"/>
-        </w:rPr>
-        <w:t>‑</w:t>
-      </w:r>
-      <w:r>
-        <w:rPr>
-          <w:b/>
-          <w:sz w:val="14"/>
-          <w:szCs w:val="14"/>
+          <w:highlight w:val="lightGray"/>
           <w:shd w:val="clear" w:color="auto" w:fill="B7B7B7"/>
         </w:rPr>
         <w:t>5 Mini) at [8/18/2025]</w:t>
@@ -1871,7 +1845,7 @@
           <w:ilvl w:val="0"/>
           <w:numId w:val="2"/>
         </w:numPr>
-        <w:spacing w:before="240"/>
+        <w:spacing w:before="240" w:after="0" w:line="276" w:lineRule="auto"/>
       </w:pPr>
       <w:r>
         <w:rPr>
@@ -1905,12 +1879,12 @@
           <w:ilvl w:val="0"/>
           <w:numId w:val="2"/>
         </w:numPr>
-      </w:pPr>
-      <w:r>
-        <w:rPr>
-          <w:rFonts w:ascii="Roboto Mono" w:eastAsia="Roboto Mono" w:hAnsi="Roboto Mono" w:cs="Roboto Mono"/>
-        </w:rPr>
-        <w:lastRenderedPageBreak/>
+        <w:spacing w:after="0" w:line="276" w:lineRule="auto"/>
+      </w:pPr>
+      <w:r>
+        <w:rPr>
+          <w:rFonts w:ascii="Roboto Mono" w:eastAsia="Roboto Mono" w:hAnsi="Roboto Mono" w:cs="Roboto Mono"/>
+        </w:rPr>
         <w:t xml:space="preserve">Ensures </w:t>
       </w:r>
       <w:r>
@@ -1939,6 +1913,7 @@
           <w:ilvl w:val="0"/>
           <w:numId w:val="2"/>
         </w:numPr>
+        <w:spacing w:after="0" w:line="276" w:lineRule="auto"/>
       </w:pPr>
       <w:r>
         <w:rPr>
@@ -1972,6 +1947,7 @@
           <w:ilvl w:val="0"/>
           <w:numId w:val="2"/>
         </w:numPr>
+        <w:spacing w:after="0" w:line="276" w:lineRule="auto"/>
       </w:pPr>
       <w:r>
         <w:rPr>
@@ -2005,7 +1981,7 @@
           <w:ilvl w:val="0"/>
           <w:numId w:val="2"/>
         </w:numPr>
-        <w:spacing w:after="240"/>
+        <w:spacing w:after="240" w:line="276" w:lineRule="auto"/>
       </w:pPr>
       <w:r>
         <w:rPr>
@@ -2035,7 +2011,7 @@
     </w:p>
     <w:p>
       <w:r>
-        <w:pict w14:anchorId="65030F24">
+        <w:pict w14:anchorId="335EB375">
           <v:rect id="_x0000_i1029" style="width:0;height:1.5pt" o:hralign="center" o:hrstd="t" o:hr="t" fillcolor="#a0a0a0" stroked="f"/>
         </w:pict>
       </w:r>
@@ -2084,28 +2060,22 @@
     </w:p>
     <w:p>
       <w:r>
-        <w:pict w14:anchorId="4168D030">
+        <w:pict w14:anchorId="5317521D">
           <v:rect id="_x0000_i1030" style="width:0;height:1.5pt" o:hralign="center" o:hrstd="t" o:hr="t" fillcolor="#a0a0a0" stroked="f"/>
         </w:pict>
       </w:r>
     </w:p>
+    <w:p/>
     <w:p/>
     <w:p/>
     <w:sectPr>
-      <w:headerReference w:type="default" r:id="rId6"/>
       <w:pgSz w:w="12240" w:h="15840"/>
       <w:pgMar w:top="1440" w:right="1440" w:bottom="1440" w:left="1440" w:header="720" w:footer="720" w:gutter="0"/>
-      <w:pgNumType w:start="1"/>
       <w:cols w:space="720"/>
+      <w:docGrid w:linePitch="360"/>
     </w:sectPr>
   </w:body>
 </w:document>
-</file>
-
-<file path=word/header1.xml><?xml version="1.0" encoding="utf-8"?>
-<w:hdr xmlns:wpc="http://schemas.microsoft.com/office/word/2010/wordprocessingCanvas" xmlns:cx="http://schemas.microsoft.com/office/drawing/2014/chartex" xmlns:cx1="http://schemas.microsoft.com/office/drawing/2015/9/8/chartex" xmlns:cx2="http://schemas.microsoft.com/office/drawing/2015/10/21/chartex" xmlns:cx3="http://schemas.microsoft.com/office/drawing/2016/5/9/chartex" xmlns:cx4="http://schemas.microsoft.com/office/drawing/2016/5/10/chartex" xmlns:cx5="http://schemas.microsoft.com/office/drawing/2016/5/11/chartex" xmlns:cx6="http://schemas.microsoft.com/office/drawing/2016/5/12/chartex" xmlns:cx7="http://schemas.microsoft.com/office/drawing/2016/5/13/chartex" xmlns:cx8="http://schemas.microsoft.com/office/drawing/2016/5/14/chartex" xmlns:mc="http://schemas.openxmlformats.org/markup-compatibility/2006" xmlns:aink="http://schemas.microsoft.com/office/drawing/2016/ink" xmlns:am3d="http://schemas.microsoft.com/office/drawing/2017/model3d" xmlns:o="urn:schemas-microsoft-com:office:office" xmlns:oel="http://schemas.microsoft.com/office/2019/extlst" xmlns:r="http://schemas.openxmlformats.org/officeDocument/2006/relationships" xmlns:m="http://schemas.openxmlformats.org/officeDocument/2006/math" xmlns:v="urn:schemas-microsoft-com:vml" xmlns:wp14="http://schemas.microsoft.com/office/word/2010/wordprocessingDrawing" xmlns:wp="http://schemas.openxmlformats.org/drawingml/2006/wordprocessingDrawing" xmlns:w10="urn:schemas-microsoft-com:office:word" xmlns:w="http://schemas.openxmlformats.org/wordprocessingml/2006/main" xmlns:w14="http://schemas.microsoft.com/office/word/2010/wordml" xmlns:w15="http://schemas.microsoft.com/office/word/2012/wordml" xmlns:w16cex="http://schemas.microsoft.com/office/word/2018/wordml/cex" xmlns:w16cid="http://schemas.microsoft.com/office/word/2016/wordml/cid" xmlns:w16="http://schemas.microsoft.com/office/word/2018/wordml" xmlns:w16du="http://schemas.microsoft.com/office/word/2023/wordml/word16du" xmlns:w16sdtdh="http://schemas.microsoft.com/office/word/2020/wordml/sdtdatahash" xmlns:w16sdtfl="http://schemas.microsoft.com/office/word/2024/wordml/sdtformatlock" xmlns:w16se="http://schemas.microsoft.com/office/word/2015/wordml/symex" xmlns:wpg="http://schemas.microsoft.com/office/word/2010/wordprocessingGroup" xmlns:wpi="http://schemas.microsoft.com/office/word/2010/wordprocessingInk" xmlns:wne="http://schemas.microsoft.com/office/word/2006/wordml" xmlns:wps="http://schemas.microsoft.com/office/word/2010/wordprocessingShape" mc:Ignorable="w14 w15 w16se w16cid w16 w16cex w16sdtdh w16sdtfl w16du wp14">
-  <w:p/>
-</w:hdr>
 </file>
 
 <file path=word/numbering.xml><?xml version="1.0" encoding="utf-8"?>
@@ -2861,18 +2831,6 @@
   <w:style w:type="paragraph" w:default="1" w:styleId="Normal">
     <w:name w:val="Normal"/>
     <w:qFormat/>
-    <w:rsid w:val="00FC669F"/>
-    <w:pPr>
-      <w:spacing w:after="0" w:line="276" w:lineRule="auto"/>
-    </w:pPr>
-    <w:rPr>
-      <w:rFonts w:ascii="Arial" w:eastAsia="Arial" w:hAnsi="Arial" w:cs="Arial"/>
-      <w:kern w:val="0"/>
-      <w:sz w:val="22"/>
-      <w:szCs w:val="22"/>
-      <w:lang w:val="en"/>
-      <w14:ligatures w14:val="none"/>
-    </w:rPr>
   </w:style>
   <w:style w:type="paragraph" w:styleId="Heading1">
     <w:name w:val="heading 1"/>
@@ -2881,7 +2839,7 @@
     <w:link w:val="Heading1Char"/>
     <w:uiPriority w:val="9"/>
     <w:qFormat/>
-    <w:rsid w:val="003865D4"/>
+    <w:rsid w:val="00FA7F9A"/>
     <w:pPr>
       <w:keepNext/>
       <w:keepLines/>
@@ -2903,7 +2861,7 @@
     <w:uiPriority w:val="9"/>
     <w:unhideWhenUsed/>
     <w:qFormat/>
-    <w:rsid w:val="003865D4"/>
+    <w:rsid w:val="00FA7F9A"/>
     <w:pPr>
       <w:keepNext/>
       <w:keepLines/>
@@ -2926,7 +2884,7 @@
     <w:semiHidden/>
     <w:unhideWhenUsed/>
     <w:qFormat/>
-    <w:rsid w:val="003865D4"/>
+    <w:rsid w:val="00FA7F9A"/>
     <w:pPr>
       <w:keepNext/>
       <w:keepLines/>
@@ -2949,7 +2907,7 @@
     <w:semiHidden/>
     <w:unhideWhenUsed/>
     <w:qFormat/>
-    <w:rsid w:val="003865D4"/>
+    <w:rsid w:val="00FA7F9A"/>
     <w:pPr>
       <w:keepNext/>
       <w:keepLines/>
@@ -2972,7 +2930,7 @@
     <w:semiHidden/>
     <w:unhideWhenUsed/>
     <w:qFormat/>
-    <w:rsid w:val="003865D4"/>
+    <w:rsid w:val="00FA7F9A"/>
     <w:pPr>
       <w:keepNext/>
       <w:keepLines/>
@@ -2993,11 +2951,11 @@
     <w:semiHidden/>
     <w:unhideWhenUsed/>
     <w:qFormat/>
-    <w:rsid w:val="003865D4"/>
+    <w:rsid w:val="00FA7F9A"/>
     <w:pPr>
       <w:keepNext/>
       <w:keepLines/>
-      <w:spacing w:before="40"/>
+      <w:spacing w:before="40" w:after="0"/>
       <w:outlineLvl w:val="5"/>
     </w:pPr>
     <w:rPr>
@@ -3016,11 +2974,11 @@
     <w:semiHidden/>
     <w:unhideWhenUsed/>
     <w:qFormat/>
-    <w:rsid w:val="003865D4"/>
+    <w:rsid w:val="00FA7F9A"/>
     <w:pPr>
       <w:keepNext/>
       <w:keepLines/>
-      <w:spacing w:before="40"/>
+      <w:spacing w:before="40" w:after="0"/>
       <w:outlineLvl w:val="6"/>
     </w:pPr>
     <w:rPr>
@@ -3037,10 +2995,11 @@
     <w:semiHidden/>
     <w:unhideWhenUsed/>
     <w:qFormat/>
-    <w:rsid w:val="003865D4"/>
+    <w:rsid w:val="00FA7F9A"/>
     <w:pPr>
       <w:keepNext/>
       <w:keepLines/>
+      <w:spacing w:after="0"/>
       <w:outlineLvl w:val="7"/>
     </w:pPr>
     <w:rPr>
@@ -3059,10 +3018,11 @@
     <w:semiHidden/>
     <w:unhideWhenUsed/>
     <w:qFormat/>
-    <w:rsid w:val="003865D4"/>
+    <w:rsid w:val="00FA7F9A"/>
     <w:pPr>
       <w:keepNext/>
       <w:keepLines/>
+      <w:spacing w:after="0"/>
       <w:outlineLvl w:val="8"/>
     </w:pPr>
     <w:rPr>
@@ -3102,7 +3062,7 @@
     <w:basedOn w:val="DefaultParagraphFont"/>
     <w:link w:val="Heading1"/>
     <w:uiPriority w:val="9"/>
-    <w:rsid w:val="003865D4"/>
+    <w:rsid w:val="00FA7F9A"/>
     <w:rPr>
       <w:rFonts w:asciiTheme="majorHAnsi" w:eastAsiaTheme="majorEastAsia" w:hAnsiTheme="majorHAnsi" w:cstheme="majorBidi"/>
       <w:color w:val="2F5496" w:themeColor="accent1" w:themeShade="BF"/>
@@ -3115,7 +3075,7 @@
     <w:basedOn w:val="DefaultParagraphFont"/>
     <w:link w:val="Heading2"/>
     <w:uiPriority w:val="9"/>
-    <w:rsid w:val="003865D4"/>
+    <w:rsid w:val="00FA7F9A"/>
     <w:rPr>
       <w:rFonts w:asciiTheme="majorHAnsi" w:eastAsiaTheme="majorEastAsia" w:hAnsiTheme="majorHAnsi" w:cstheme="majorBidi"/>
       <w:color w:val="2F5496" w:themeColor="accent1" w:themeShade="BF"/>
@@ -3129,7 +3089,7 @@
     <w:link w:val="Heading3"/>
     <w:uiPriority w:val="9"/>
     <w:semiHidden/>
-    <w:rsid w:val="003865D4"/>
+    <w:rsid w:val="00FA7F9A"/>
     <w:rPr>
       <w:rFonts w:eastAsiaTheme="majorEastAsia" w:cstheme="majorBidi"/>
       <w:color w:val="2F5496" w:themeColor="accent1" w:themeShade="BF"/>
@@ -3143,7 +3103,7 @@
     <w:link w:val="Heading4"/>
     <w:uiPriority w:val="9"/>
     <w:semiHidden/>
-    <w:rsid w:val="003865D4"/>
+    <w:rsid w:val="00FA7F9A"/>
     <w:rPr>
       <w:rFonts w:eastAsiaTheme="majorEastAsia" w:cstheme="majorBidi"/>
       <w:i/>
@@ -3157,7 +3117,7 @@
     <w:link w:val="Heading5"/>
     <w:uiPriority w:val="9"/>
     <w:semiHidden/>
-    <w:rsid w:val="003865D4"/>
+    <w:rsid w:val="00FA7F9A"/>
     <w:rPr>
       <w:rFonts w:eastAsiaTheme="majorEastAsia" w:cstheme="majorBidi"/>
       <w:color w:val="2F5496" w:themeColor="accent1" w:themeShade="BF"/>
@@ -3169,7 +3129,7 @@
     <w:link w:val="Heading6"/>
     <w:uiPriority w:val="9"/>
     <w:semiHidden/>
-    <w:rsid w:val="003865D4"/>
+    <w:rsid w:val="00FA7F9A"/>
     <w:rPr>
       <w:rFonts w:eastAsiaTheme="majorEastAsia" w:cstheme="majorBidi"/>
       <w:i/>
@@ -3183,7 +3143,7 @@
     <w:link w:val="Heading7"/>
     <w:uiPriority w:val="9"/>
     <w:semiHidden/>
-    <w:rsid w:val="003865D4"/>
+    <w:rsid w:val="00FA7F9A"/>
     <w:rPr>
       <w:rFonts w:eastAsiaTheme="majorEastAsia" w:cstheme="majorBidi"/>
       <w:color w:val="595959" w:themeColor="text1" w:themeTint="A6"/>
@@ -3195,7 +3155,7 @@
     <w:link w:val="Heading8"/>
     <w:uiPriority w:val="9"/>
     <w:semiHidden/>
-    <w:rsid w:val="003865D4"/>
+    <w:rsid w:val="00FA7F9A"/>
     <w:rPr>
       <w:rFonts w:eastAsiaTheme="majorEastAsia" w:cstheme="majorBidi"/>
       <w:i/>
@@ -3209,7 +3169,7 @@
     <w:link w:val="Heading9"/>
     <w:uiPriority w:val="9"/>
     <w:semiHidden/>
-    <w:rsid w:val="003865D4"/>
+    <w:rsid w:val="00FA7F9A"/>
     <w:rPr>
       <w:rFonts w:eastAsiaTheme="majorEastAsia" w:cstheme="majorBidi"/>
       <w:color w:val="272727" w:themeColor="text1" w:themeTint="D8"/>
@@ -3222,7 +3182,7 @@
     <w:link w:val="TitleChar"/>
     <w:uiPriority w:val="10"/>
     <w:qFormat/>
-    <w:rsid w:val="003865D4"/>
+    <w:rsid w:val="00FA7F9A"/>
     <w:pPr>
       <w:spacing w:after="80" w:line="240" w:lineRule="auto"/>
       <w:contextualSpacing/>
@@ -3240,7 +3200,7 @@
     <w:basedOn w:val="DefaultParagraphFont"/>
     <w:link w:val="Title"/>
     <w:uiPriority w:val="10"/>
-    <w:rsid w:val="003865D4"/>
+    <w:rsid w:val="00FA7F9A"/>
     <w:rPr>
       <w:rFonts w:asciiTheme="majorHAnsi" w:eastAsiaTheme="majorEastAsia" w:hAnsiTheme="majorHAnsi" w:cstheme="majorBidi"/>
       <w:spacing w:val="-10"/>
@@ -3256,7 +3216,7 @@
     <w:link w:val="SubtitleChar"/>
     <w:uiPriority w:val="11"/>
     <w:qFormat/>
-    <w:rsid w:val="003865D4"/>
+    <w:rsid w:val="00FA7F9A"/>
     <w:pPr>
       <w:numPr>
         <w:ilvl w:val="1"/>
@@ -3275,7 +3235,7 @@
     <w:basedOn w:val="DefaultParagraphFont"/>
     <w:link w:val="Subtitle"/>
     <w:uiPriority w:val="11"/>
-    <w:rsid w:val="003865D4"/>
+    <w:rsid w:val="00FA7F9A"/>
     <w:rPr>
       <w:rFonts w:eastAsiaTheme="majorEastAsia" w:cstheme="majorBidi"/>
       <w:color w:val="595959" w:themeColor="text1" w:themeTint="A6"/>
@@ -3291,7 +3251,7 @@
     <w:link w:val="QuoteChar"/>
     <w:uiPriority w:val="29"/>
     <w:qFormat/>
-    <w:rsid w:val="003865D4"/>
+    <w:rsid w:val="00FA7F9A"/>
     <w:pPr>
       <w:spacing w:before="160"/>
       <w:jc w:val="center"/>
@@ -3307,7 +3267,7 @@
     <w:basedOn w:val="DefaultParagraphFont"/>
     <w:link w:val="Quote"/>
     <w:uiPriority w:val="29"/>
-    <w:rsid w:val="003865D4"/>
+    <w:rsid w:val="00FA7F9A"/>
     <w:rPr>
       <w:i/>
       <w:iCs/>
@@ -3319,7 +3279,7 @@
     <w:basedOn w:val="Normal"/>
     <w:uiPriority w:val="34"/>
     <w:qFormat/>
-    <w:rsid w:val="003865D4"/>
+    <w:rsid w:val="00FA7F9A"/>
     <w:pPr>
       <w:ind w:left="720"/>
       <w:contextualSpacing/>
@@ -3330,7 +3290,7 @@
     <w:basedOn w:val="DefaultParagraphFont"/>
     <w:uiPriority w:val="21"/>
     <w:qFormat/>
-    <w:rsid w:val="003865D4"/>
+    <w:rsid w:val="00FA7F9A"/>
     <w:rPr>
       <w:i/>
       <w:iCs/>
@@ -3344,7 +3304,7 @@
     <w:link w:val="IntenseQuoteChar"/>
     <w:uiPriority w:val="30"/>
     <w:qFormat/>
-    <w:rsid w:val="003865D4"/>
+    <w:rsid w:val="00FA7F9A"/>
     <w:pPr>
       <w:pBdr>
         <w:top w:val="single" w:sz="4" w:space="10" w:color="2F5496" w:themeColor="accent1" w:themeShade="BF"/>
@@ -3365,7 +3325,7 @@
     <w:basedOn w:val="DefaultParagraphFont"/>
     <w:link w:val="IntenseQuote"/>
     <w:uiPriority w:val="30"/>
-    <w:rsid w:val="003865D4"/>
+    <w:rsid w:val="00FA7F9A"/>
     <w:rPr>
       <w:i/>
       <w:iCs/>
@@ -3377,7 +3337,7 @@
     <w:basedOn w:val="DefaultParagraphFont"/>
     <w:uiPriority w:val="32"/>
     <w:qFormat/>
-    <w:rsid w:val="003865D4"/>
+    <w:rsid w:val="00FA7F9A"/>
     <w:rPr>
       <w:b/>
       <w:bCs/>
